--- a/FuentesCurso/UD 08. Introduccion a Kubernetes/UD 08.01 - Introduccion a Kubernetes.docx
+++ b/FuentesCurso/UD 08. Introduccion a Kubernetes/UD 08.01 - Introduccion a Kubernetes.docx
@@ -22,12 +22,13 @@
         <w:rPr>
           <w:rFonts w:ascii="Proxima Nova" w:cs="Proxima Nova" w:eastAsia="Proxima Nova" w:hAnsi="Proxima Nova"/>
           <w:b w:val="0"/>
+          <w:bCs w:val="0"/>
           <w:color w:val="669966"/>
           <w:sz w:val="48"/>
           <w:szCs w:val="48"/>
           <w:rtl w:val="0"/>
         </w:rPr>
-        <w:t xml:space="preserve">Introducción a Docker</w:t>
+        <w:t xml:space="preserve">Introducción a Docker y Kubernetes</w:t>
       </w:r>
       <w:r>
         <w:rPr>
@@ -73,12 +74,12 @@
           <wp:inline distB="114300" distT="114300" distL="114300" distR="114300">
             <wp:extent cx="447675" cy="57150"/>
             <wp:effectExtent b="0" l="0" r="0" t="0"/>
-            <wp:docPr descr="short line" id="2" name="image4.png"/>
+            <wp:docPr descr="short line" id="4" name="image3.png"/>
             <a:graphic>
               <a:graphicData uri="http://schemas.openxmlformats.org/drawingml/2006/picture">
                 <pic:pic>
                   <pic:nvPicPr>
-                    <pic:cNvPr descr="short line" id="0" name="image4.png"/>
+                    <pic:cNvPr descr="short line" id="0" name="image3.png"/>
                     <pic:cNvPicPr preferRelativeResize="0"/>
                   </pic:nvPicPr>
                   <pic:blipFill>
@@ -183,12 +184,12 @@
           <wp:inline distB="114300" distT="114300" distL="114300" distR="114300">
             <wp:extent cx="6120000" cy="444500"/>
             <wp:effectExtent b="0" l="0" r="0" t="0"/>
-            <wp:docPr id="7" name="image2.png"/>
+            <wp:docPr id="7" name="image6.png"/>
             <a:graphic>
               <a:graphicData uri="http://schemas.openxmlformats.org/drawingml/2006/picture">
                 <pic:pic>
                   <pic:nvPicPr>
-                    <pic:cNvPr id="0" name="image2.png"/>
+                    <pic:cNvPr id="0" name="image6.png"/>
                     <pic:cNvPicPr preferRelativeResize="0"/>
                   </pic:nvPicPr>
                   <pic:blipFill>
@@ -326,7 +327,7 @@
           <w:szCs w:val="32"/>
           <w:rtl w:val="0"/>
         </w:rPr>
-        <w:t xml:space="preserve">Actualizado Febrero 2025</w:t>
+        <w:t xml:space="preserve">Actualizado Enero 2026</w:t>
       </w:r>
     </w:p>
     <w:p>
@@ -357,6 +358,7 @@
         <w:rPr>
           <w:rFonts w:ascii="Verdana" w:cs="Verdana" w:eastAsia="Verdana" w:hAnsi="Verdana"/>
           <w:b w:val="1"/>
+          <w:bCs w:val="1"/>
           <w:sz w:val="20"/>
           <w:szCs w:val="20"/>
         </w:rPr>
@@ -377,6 +379,7 @@
         <w:rPr>
           <w:rFonts w:ascii="Verdana" w:cs="Verdana" w:eastAsia="Verdana" w:hAnsi="Verdana"/>
           <w:b w:val="1"/>
+          <w:bCs w:val="1"/>
           <w:sz w:val="20"/>
           <w:szCs w:val="20"/>
           <w:rtl w:val="0"/>
@@ -410,12 +413,12 @@
             <wp:extent cx="922564" cy="322898"/>
             <wp:effectExtent b="0" l="0" r="0" t="0"/>
             <wp:wrapSquare wrapText="bothSides" distB="57150" distT="57150" distL="57150" distR="57150"/>
-            <wp:docPr id="1" name="image3.png"/>
+            <wp:docPr id="1" name="image2.png"/>
             <a:graphic>
               <a:graphicData uri="http://schemas.openxmlformats.org/drawingml/2006/picture">
                 <pic:pic>
                   <pic:nvPicPr>
-                    <pic:cNvPr id="0" name="image3.png"/>
+                    <pic:cNvPr id="0" name="image2.png"/>
                     <pic:cNvPicPr preferRelativeResize="0"/>
                   </pic:nvPicPr>
                   <pic:blipFill>
@@ -516,6 +519,7 @@
         <w:ind w:left="0" w:right="57" w:firstLine="0"/>
         <w:rPr>
           <w:b w:val="1"/>
+          <w:bCs w:val="1"/>
         </w:rPr>
       </w:pPr>
       <w:r>
@@ -529,6 +533,7 @@
       <w:r>
         <w:rPr>
           <w:b w:val="1"/>
+          <w:bCs w:val="1"/>
           <w:rtl w:val="0"/>
         </w:rPr>
         <w:t xml:space="preserve">Importante</w:t>
@@ -559,6 +564,7 @@
         <w:ind w:left="0" w:right="57" w:firstLine="0"/>
         <w:rPr>
           <w:b w:val="1"/>
+          <w:bCs w:val="1"/>
         </w:rPr>
       </w:pPr>
       <w:r>
@@ -582,6 +588,7 @@
       <w:r>
         <w:rPr>
           <w:b w:val="1"/>
+          <w:bCs w:val="1"/>
           <w:rtl w:val="0"/>
         </w:rPr>
         <w:t xml:space="preserve">Atención</w:t>
@@ -629,6 +636,7 @@
       <w:r>
         <w:rPr>
           <w:b w:val="1"/>
+          <w:bCs w:val="1"/>
           <w:rtl w:val="0"/>
         </w:rPr>
         <w:t xml:space="preserve">Interesante</w:t>
@@ -647,6 +655,7 @@
         <w:rPr>
           <w:rFonts w:ascii="Arial" w:cs="Arial" w:eastAsia="Arial" w:hAnsi="Arial"/>
           <w:b w:val="1"/>
+          <w:bCs w:val="1"/>
           <w:smallCaps w:val="1"/>
           <w:sz w:val="16"/>
           <w:szCs w:val="16"/>
@@ -660,6 +669,7 @@
     </w:p>
     <w:sdt>
       <w:sdtPr>
+        <w:id w:val="-1352615999"/>
         <w:docPartObj>
           <w:docPartGallery w:val="Table of Contents"/>
           <w:docPartUnique w:val="1"/>
@@ -675,6 +685,7 @@
             <w:jc w:val="left"/>
             <w:rPr>
               <w:b w:val="1"/>
+              <w:bCs w:val="1"/>
               <w:color w:val="000000"/>
               <w:u w:val="none"/>
             </w:rPr>
@@ -689,7 +700,9 @@
               <w:rPr>
                 <w:rFonts w:ascii="Verdana" w:cs="Verdana" w:eastAsia="Verdana" w:hAnsi="Verdana"/>
                 <w:b w:val="1"/>
+                <w:bCs w:val="1"/>
                 <w:i w:val="0"/>
+                <w:iCs w:val="0"/>
                 <w:smallCaps w:val="0"/>
                 <w:strike w:val="0"/>
                 <w:color w:val="000000"/>
@@ -720,6 +733,7 @@
             <w:jc w:val="left"/>
             <w:rPr>
               <w:b w:val="1"/>
+              <w:bCs w:val="1"/>
               <w:color w:val="000000"/>
               <w:u w:val="none"/>
             </w:rPr>
@@ -729,7 +743,9 @@
               <w:rPr>
                 <w:rFonts w:ascii="Verdana" w:cs="Verdana" w:eastAsia="Verdana" w:hAnsi="Verdana"/>
                 <w:b w:val="1"/>
+                <w:bCs w:val="1"/>
                 <w:i w:val="0"/>
+                <w:iCs w:val="0"/>
                 <w:smallCaps w:val="0"/>
                 <w:strike w:val="0"/>
                 <w:color w:val="000000"/>
@@ -769,7 +785,9 @@
               <w:rPr>
                 <w:rFonts w:ascii="Verdana" w:cs="Verdana" w:eastAsia="Verdana" w:hAnsi="Verdana"/>
                 <w:b w:val="1"/>
+                <w:bCs w:val="1"/>
                 <w:i w:val="0"/>
+                <w:iCs w:val="0"/>
                 <w:smallCaps w:val="0"/>
                 <w:strike w:val="0"/>
                 <w:color w:val="000000"/>
@@ -809,7 +827,9 @@
               <w:rPr>
                 <w:rFonts w:ascii="Verdana" w:cs="Verdana" w:eastAsia="Verdana" w:hAnsi="Verdana"/>
                 <w:b w:val="1"/>
+                <w:bCs w:val="1"/>
                 <w:i w:val="0"/>
+                <w:iCs w:val="0"/>
                 <w:smallCaps w:val="0"/>
                 <w:strike w:val="0"/>
                 <w:color w:val="000000"/>
@@ -849,7 +869,9 @@
               <w:rPr>
                 <w:rFonts w:ascii="Verdana" w:cs="Verdana" w:eastAsia="Verdana" w:hAnsi="Verdana"/>
                 <w:b w:val="1"/>
+                <w:bCs w:val="1"/>
                 <w:i w:val="0"/>
+                <w:iCs w:val="0"/>
                 <w:smallCaps w:val="0"/>
                 <w:strike w:val="0"/>
                 <w:color w:val="000000"/>
@@ -889,7 +911,9 @@
               <w:rPr>
                 <w:rFonts w:ascii="Verdana" w:cs="Verdana" w:eastAsia="Verdana" w:hAnsi="Verdana"/>
                 <w:b w:val="1"/>
+                <w:bCs w:val="1"/>
                 <w:i w:val="0"/>
+                <w:iCs w:val="0"/>
                 <w:smallCaps w:val="0"/>
                 <w:strike w:val="0"/>
                 <w:color w:val="000000"/>
@@ -929,7 +953,9 @@
               <w:rPr>
                 <w:rFonts w:ascii="Verdana" w:cs="Verdana" w:eastAsia="Verdana" w:hAnsi="Verdana"/>
                 <w:b w:val="1"/>
+                <w:bCs w:val="1"/>
                 <w:i w:val="0"/>
+                <w:iCs w:val="0"/>
                 <w:smallCaps w:val="0"/>
                 <w:strike w:val="0"/>
                 <w:color w:val="000000"/>
@@ -969,7 +995,9 @@
               <w:rPr>
                 <w:rFonts w:ascii="Verdana" w:cs="Verdana" w:eastAsia="Verdana" w:hAnsi="Verdana"/>
                 <w:b w:val="1"/>
+                <w:bCs w:val="1"/>
                 <w:i w:val="0"/>
+                <w:iCs w:val="0"/>
                 <w:smallCaps w:val="0"/>
                 <w:strike w:val="0"/>
                 <w:color w:val="000000"/>
@@ -1009,7 +1037,9 @@
               <w:rPr>
                 <w:rFonts w:ascii="Verdana" w:cs="Verdana" w:eastAsia="Verdana" w:hAnsi="Verdana"/>
                 <w:b w:val="1"/>
+                <w:bCs w:val="1"/>
                 <w:i w:val="0"/>
+                <w:iCs w:val="0"/>
                 <w:smallCaps w:val="0"/>
                 <w:strike w:val="0"/>
                 <w:color w:val="000000"/>
@@ -1049,7 +1079,9 @@
               <w:rPr>
                 <w:rFonts w:ascii="Verdana" w:cs="Verdana" w:eastAsia="Verdana" w:hAnsi="Verdana"/>
                 <w:b w:val="1"/>
+                <w:bCs w:val="1"/>
                 <w:i w:val="0"/>
+                <w:iCs w:val="0"/>
                 <w:smallCaps w:val="0"/>
                 <w:strike w:val="0"/>
                 <w:color w:val="000000"/>
@@ -1080,6 +1112,7 @@
             <w:jc w:val="left"/>
             <w:rPr>
               <w:b w:val="1"/>
+              <w:bCs w:val="1"/>
               <w:color w:val="000000"/>
               <w:u w:val="none"/>
             </w:rPr>
@@ -1089,7 +1122,9 @@
               <w:rPr>
                 <w:rFonts w:ascii="Verdana" w:cs="Verdana" w:eastAsia="Verdana" w:hAnsi="Verdana"/>
                 <w:b w:val="1"/>
+                <w:bCs w:val="1"/>
                 <w:i w:val="0"/>
+                <w:iCs w:val="0"/>
                 <w:smallCaps w:val="0"/>
                 <w:strike w:val="0"/>
                 <w:color w:val="000000"/>
@@ -1129,7 +1164,9 @@
               <w:rPr>
                 <w:rFonts w:ascii="Verdana" w:cs="Verdana" w:eastAsia="Verdana" w:hAnsi="Verdana"/>
                 <w:b w:val="1"/>
+                <w:bCs w:val="1"/>
                 <w:i w:val="0"/>
+                <w:iCs w:val="0"/>
                 <w:smallCaps w:val="0"/>
                 <w:strike w:val="0"/>
                 <w:color w:val="000000"/>
@@ -1160,6 +1197,7 @@
             <w:jc w:val="left"/>
             <w:rPr>
               <w:b w:val="1"/>
+              <w:bCs w:val="1"/>
               <w:color w:val="000000"/>
               <w:u w:val="none"/>
             </w:rPr>
@@ -1169,7 +1207,9 @@
               <w:rPr>
                 <w:rFonts w:ascii="Verdana" w:cs="Verdana" w:eastAsia="Verdana" w:hAnsi="Verdana"/>
                 <w:b w:val="1"/>
+                <w:bCs w:val="1"/>
                 <w:i w:val="0"/>
+                <w:iCs w:val="0"/>
                 <w:smallCaps w:val="0"/>
                 <w:strike w:val="0"/>
                 <w:color w:val="000000"/>
@@ -1200,6 +1240,7 @@
             <w:jc w:val="left"/>
             <w:rPr>
               <w:b w:val="1"/>
+              <w:bCs w:val="1"/>
               <w:color w:val="000000"/>
               <w:u w:val="none"/>
             </w:rPr>
@@ -1209,7 +1250,9 @@
               <w:rPr>
                 <w:rFonts w:ascii="Verdana" w:cs="Verdana" w:eastAsia="Verdana" w:hAnsi="Verdana"/>
                 <w:b w:val="1"/>
+                <w:bCs w:val="1"/>
                 <w:i w:val="0"/>
+                <w:iCs w:val="0"/>
                 <w:smallCaps w:val="0"/>
                 <w:strike w:val="0"/>
                 <w:color w:val="000000"/>
@@ -1240,6 +1283,7 @@
             <w:jc w:val="left"/>
             <w:rPr>
               <w:b w:val="1"/>
+              <w:bCs w:val="1"/>
               <w:color w:val="000000"/>
               <w:u w:val="none"/>
             </w:rPr>
@@ -1249,7 +1293,9 @@
               <w:rPr>
                 <w:rFonts w:ascii="Verdana" w:cs="Verdana" w:eastAsia="Verdana" w:hAnsi="Verdana"/>
                 <w:b w:val="1"/>
+                <w:bCs w:val="1"/>
                 <w:i w:val="0"/>
+                <w:iCs w:val="0"/>
                 <w:smallCaps w:val="0"/>
                 <w:strike w:val="0"/>
                 <w:color w:val="000000"/>
@@ -1280,6 +1326,7 @@
             <w:jc w:val="left"/>
             <w:rPr>
               <w:b w:val="1"/>
+              <w:bCs w:val="1"/>
               <w:color w:val="000000"/>
               <w:u w:val="none"/>
             </w:rPr>
@@ -1289,7 +1336,9 @@
               <w:rPr>
                 <w:rFonts w:ascii="Verdana" w:cs="Verdana" w:eastAsia="Verdana" w:hAnsi="Verdana"/>
                 <w:b w:val="1"/>
+                <w:bCs w:val="1"/>
                 <w:i w:val="0"/>
+                <w:iCs w:val="0"/>
                 <w:smallCaps w:val="0"/>
                 <w:strike w:val="0"/>
                 <w:color w:val="000000"/>
@@ -1324,6 +1373,7 @@
         <w:rPr>
           <w:rFonts w:ascii="Arial" w:cs="Arial" w:eastAsia="Arial" w:hAnsi="Arial"/>
           <w:b w:val="1"/>
+          <w:bCs w:val="1"/>
           <w:smallCaps w:val="1"/>
           <w:sz w:val="16"/>
           <w:szCs w:val="16"/>
@@ -1430,7 +1480,9 @@
       <w:r>
         <w:rPr>
           <w:b w:val="1"/>
+          <w:bCs w:val="1"/>
           <w:i w:val="1"/>
+          <w:iCs w:val="1"/>
           <w:rtl w:val="0"/>
         </w:rPr>
         <w:t xml:space="preserve">Kubernetes”</w:t>
@@ -1503,7 +1555,9 @@
       <w:r>
         <w:rPr>
           <w:b w:val="1"/>
+          <w:bCs w:val="1"/>
           <w:i w:val="1"/>
+          <w:iCs w:val="1"/>
           <w:rtl w:val="0"/>
         </w:rPr>
         <w:t xml:space="preserve">Kubernetes</w:t>
@@ -1517,7 +1571,9 @@
       <w:r>
         <w:rPr>
           <w:b w:val="1"/>
+          <w:bCs w:val="1"/>
           <w:i w:val="1"/>
+          <w:iCs w:val="1"/>
           <w:rtl w:val="0"/>
         </w:rPr>
         <w:t xml:space="preserve">K8s</w:t>
@@ -1531,7 +1587,9 @@
       <w:r>
         <w:rPr>
           <w:b w:val="1"/>
+          <w:bCs w:val="1"/>
           <w:i w:val="1"/>
+          <w:iCs w:val="1"/>
           <w:rtl w:val="0"/>
         </w:rPr>
         <w:t xml:space="preserve">orquestar</w:t>
@@ -1557,7 +1615,9 @@
       <w:r>
         <w:rPr>
           <w:b w:val="1"/>
+          <w:bCs w:val="1"/>
           <w:i w:val="1"/>
+          <w:iCs w:val="1"/>
           <w:rtl w:val="0"/>
         </w:rPr>
         <w:t xml:space="preserve">Kubernetes</w:t>
@@ -1665,7 +1725,9 @@
       <w:r>
         <w:rPr>
           <w:b w:val="1"/>
+          <w:bCs w:val="1"/>
           <w:i w:val="1"/>
+          <w:iCs w:val="1"/>
           <w:rtl w:val="0"/>
         </w:rPr>
         <w:t xml:space="preserve">Kubernetes</w:t>
@@ -1679,6 +1741,7 @@
       <w:r>
         <w:rPr>
           <w:b w:val="1"/>
+          <w:bCs w:val="1"/>
           <w:rtl w:val="0"/>
         </w:rPr>
         <w:t xml:space="preserve">YAML</w:t>
@@ -1692,7 +1755,9 @@
       <w:r>
         <w:rPr>
           <w:b w:val="1"/>
+          <w:bCs w:val="1"/>
           <w:i w:val="1"/>
+          <w:iCs w:val="1"/>
           <w:rtl w:val="0"/>
         </w:rPr>
         <w:t xml:space="preserve">Kubernetes</w:t>
@@ -1720,6 +1785,7 @@
       <w:r>
         <w:rPr>
           <w:b w:val="1"/>
+          <w:bCs w:val="1"/>
           <w:u w:val="single"/>
           <w:rtl w:val="0"/>
         </w:rPr>
@@ -1768,12 +1834,14 @@
         <w:jc w:val="both"/>
         <w:rPr>
           <w:b w:val="1"/>
+          <w:bCs w:val="1"/>
           <w:u w:val="single"/>
         </w:rPr>
       </w:pPr>
       <w:r>
         <w:rPr>
           <w:b w:val="1"/>
+          <w:bCs w:val="1"/>
           <w:u w:val="single"/>
           <w:rtl w:val="0"/>
         </w:rPr>
@@ -1787,6 +1855,7 @@
         <w:jc w:val="both"/>
         <w:rPr>
           <w:b w:val="1"/>
+          <w:bCs w:val="1"/>
           <w:u w:val="single"/>
         </w:rPr>
       </w:pPr>
@@ -1834,7 +1903,9 @@
       <w:r>
         <w:rPr>
           <w:b w:val="1"/>
+          <w:bCs w:val="1"/>
           <w:i w:val="1"/>
+          <w:iCs w:val="1"/>
           <w:rtl w:val="0"/>
         </w:rPr>
         <w:t xml:space="preserve">Kubernetes</w:t>
@@ -1864,6 +1935,7 @@
         <w:jc w:val="center"/>
         <w:rPr>
           <w:i w:val="1"/>
+          <w:iCs w:val="1"/>
           <w:sz w:val="16"/>
           <w:szCs w:val="16"/>
           <w:u w:val="single"/>
@@ -1872,6 +1944,7 @@
       <w:r>
         <w:rPr>
           <w:i w:val="1"/>
+          <w:iCs w:val="1"/>
           <w:sz w:val="16"/>
           <w:szCs w:val="16"/>
           <w:u w:val="single"/>
@@ -1880,12 +1953,12 @@
           <wp:inline distB="114300" distT="114300" distL="114300" distR="114300">
             <wp:extent cx="1768312" cy="1431864"/>
             <wp:effectExtent b="0" l="0" r="0" t="0"/>
-            <wp:docPr id="5" name="image8.png"/>
+            <wp:docPr id="6" name="image7.png"/>
             <a:graphic>
               <a:graphicData uri="http://schemas.openxmlformats.org/drawingml/2006/picture">
                 <pic:pic>
                   <pic:nvPicPr>
-                    <pic:cNvPr id="0" name="image8.png"/>
+                    <pic:cNvPr id="0" name="image7.png"/>
                     <pic:cNvPicPr preferRelativeResize="0"/>
                   </pic:nvPicPr>
                   <pic:blipFill>
@@ -1922,6 +1995,7 @@
         <w:jc w:val="center"/>
         <w:rPr>
           <w:i w:val="1"/>
+          <w:iCs w:val="1"/>
           <w:sz w:val="16"/>
           <w:szCs w:val="16"/>
         </w:rPr>
@@ -1929,6 +2003,7 @@
       <w:r>
         <w:rPr>
           <w:i w:val="1"/>
+          <w:iCs w:val="1"/>
           <w:sz w:val="16"/>
           <w:szCs w:val="16"/>
           <w:rtl w:val="0"/>
@@ -1939,6 +2014,7 @@
         <w:r>
           <w:rPr>
             <w:i w:val="1"/>
+            <w:iCs w:val="1"/>
             <w:color w:val="1155cc"/>
             <w:sz w:val="16"/>
             <w:szCs w:val="16"/>
@@ -1951,6 +2027,7 @@
       <w:r>
         <w:rPr>
           <w:i w:val="1"/>
+          <w:iCs w:val="1"/>
           <w:sz w:val="16"/>
           <w:szCs w:val="16"/>
           <w:rtl w:val="0"/>
@@ -1965,6 +2042,7 @@
         <w:jc w:val="center"/>
         <w:rPr>
           <w:i w:val="1"/>
+          <w:iCs w:val="1"/>
           <w:sz w:val="16"/>
           <w:szCs w:val="16"/>
         </w:rPr>
@@ -1989,7 +2067,9 @@
       <w:r>
         <w:rPr>
           <w:b w:val="1"/>
+          <w:bCs w:val="1"/>
           <w:i w:val="1"/>
+          <w:iCs w:val="1"/>
           <w:rtl w:val="0"/>
         </w:rPr>
         <w:t xml:space="preserve">Kubernetes</w:t>
@@ -2003,7 +2083,9 @@
       <w:r>
         <w:rPr>
           <w:b w:val="1"/>
+          <w:bCs w:val="1"/>
           <w:i w:val="1"/>
+          <w:iCs w:val="1"/>
           <w:rtl w:val="0"/>
         </w:rPr>
         <w:t xml:space="preserve">Kubelet</w:t>
@@ -2150,6 +2232,7 @@
       <w:r>
         <w:rPr>
           <w:b w:val="1"/>
+          <w:bCs w:val="1"/>
           <w:rtl w:val="0"/>
         </w:rPr>
         <w:t xml:space="preserve">Atención: </w:t>
@@ -2199,7 +2282,9 @@
       <w:r>
         <w:rPr>
           <w:b w:val="1"/>
+          <w:bCs w:val="1"/>
           <w:i w:val="1"/>
+          <w:iCs w:val="1"/>
           <w:rtl w:val="0"/>
         </w:rPr>
         <w:t xml:space="preserve">Kubernetes</w:t>
@@ -2213,7 +2298,9 @@
       <w:r>
         <w:rPr>
           <w:b w:val="1"/>
+          <w:bCs w:val="1"/>
           <w:i w:val="1"/>
+          <w:iCs w:val="1"/>
           <w:rtl w:val="0"/>
         </w:rPr>
         <w:t xml:space="preserve">Pods</w:t>
@@ -2227,7 +2314,9 @@
       <w:r>
         <w:rPr>
           <w:b w:val="1"/>
+          <w:bCs w:val="1"/>
           <w:i w:val="1"/>
+          <w:iCs w:val="1"/>
           <w:rtl w:val="0"/>
         </w:rPr>
         <w:t xml:space="preserve">Pods</w:t>
@@ -2241,7 +2330,9 @@
       <w:r>
         <w:rPr>
           <w:b w:val="1"/>
+          <w:bCs w:val="1"/>
           <w:i w:val="1"/>
+          <w:iCs w:val="1"/>
           <w:rtl w:val="0"/>
         </w:rPr>
         <w:t xml:space="preserve">Pod</w:t>
@@ -2316,7 +2407,9 @@
       <w:r>
         <w:rPr>
           <w:b w:val="1"/>
+          <w:bCs w:val="1"/>
           <w:i w:val="1"/>
+          <w:iCs w:val="1"/>
           <w:rtl w:val="0"/>
         </w:rPr>
         <w:t xml:space="preserve">Kubernetes</w:t>
@@ -2330,7 +2423,9 @@
       <w:r>
         <w:rPr>
           <w:b w:val="1"/>
+          <w:bCs w:val="1"/>
           <w:i w:val="1"/>
+          <w:iCs w:val="1"/>
           <w:rtl w:val="0"/>
         </w:rPr>
         <w:t xml:space="preserve">despliegue de una aplicación</w:t>
@@ -2344,7 +2439,9 @@
       <w:r>
         <w:rPr>
           <w:b w:val="1"/>
+          <w:bCs w:val="1"/>
           <w:i w:val="1"/>
+          <w:iCs w:val="1"/>
           <w:rtl w:val="0"/>
         </w:rPr>
         <w:t xml:space="preserve">Pods</w:t>
@@ -2358,7 +2455,9 @@
       <w:r>
         <w:rPr>
           <w:b w:val="1"/>
+          <w:bCs w:val="1"/>
           <w:i w:val="1"/>
+          <w:iCs w:val="1"/>
           <w:rtl w:val="0"/>
         </w:rPr>
         <w:t xml:space="preserve">Pods</w:t>
@@ -2433,7 +2532,9 @@
       <w:r>
         <w:rPr>
           <w:b w:val="1"/>
+          <w:bCs w:val="1"/>
           <w:i w:val="1"/>
+          <w:iCs w:val="1"/>
           <w:rtl w:val="0"/>
         </w:rPr>
         <w:t xml:space="preserve">Kubernetes</w:t>
@@ -2447,7 +2548,9 @@
       <w:r>
         <w:rPr>
           <w:b w:val="1"/>
+          <w:bCs w:val="1"/>
           <w:i w:val="1"/>
+          <w:iCs w:val="1"/>
           <w:rtl w:val="0"/>
         </w:rPr>
         <w:t xml:space="preserve">despliegue de una aplicación</w:t>
@@ -2522,7 +2625,9 @@
       <w:r>
         <w:rPr>
           <w:b w:val="1"/>
+          <w:bCs w:val="1"/>
           <w:i w:val="1"/>
+          <w:iCs w:val="1"/>
           <w:rtl w:val="0"/>
         </w:rPr>
         <w:t xml:space="preserve">Kubernetes</w:t>
@@ -2536,7 +2641,9 @@
       <w:r>
         <w:rPr>
           <w:b w:val="1"/>
+          <w:bCs w:val="1"/>
           <w:i w:val="1"/>
+          <w:iCs w:val="1"/>
           <w:rtl w:val="0"/>
         </w:rPr>
         <w:t xml:space="preserve">Kubernetes</w:t>
@@ -2617,7 +2724,9 @@
       <w:r>
         <w:rPr>
           <w:b w:val="1"/>
+          <w:bCs w:val="1"/>
           <w:i w:val="1"/>
+          <w:iCs w:val="1"/>
           <w:rtl w:val="0"/>
         </w:rPr>
         <w:t xml:space="preserve">despliegues de aplicación</w:t>
@@ -2631,7 +2740,9 @@
       <w:r>
         <w:rPr>
           <w:b w:val="1"/>
+          <w:bCs w:val="1"/>
           <w:i w:val="1"/>
+          <w:iCs w:val="1"/>
           <w:rtl w:val="0"/>
         </w:rPr>
         <w:t xml:space="preserve">Pods</w:t>
@@ -2645,6 +2756,7 @@
       <w:r>
         <w:rPr>
           <w:b w:val="1"/>
+          <w:bCs w:val="1"/>
           <w:rtl w:val="0"/>
         </w:rPr>
         <w:t xml:space="preserve">MySQL</w:t>
@@ -2670,6 +2782,7 @@
       <w:r>
         <w:rPr>
           <w:b w:val="1"/>
+          <w:bCs w:val="1"/>
           <w:rtl w:val="0"/>
         </w:rPr>
         <w:t xml:space="preserve">MySQL</w:t>
@@ -2695,7 +2808,9 @@
       <w:r>
         <w:rPr>
           <w:b w:val="1"/>
+          <w:bCs w:val="1"/>
           <w:i w:val="1"/>
+          <w:iCs w:val="1"/>
           <w:rtl w:val="0"/>
         </w:rPr>
         <w:t xml:space="preserve">Kubernetes</w:t>
@@ -2758,7 +2873,9 @@
       <w:r>
         <w:rPr>
           <w:b w:val="1"/>
+          <w:bCs w:val="1"/>
           <w:i w:val="1"/>
+          <w:iCs w:val="1"/>
           <w:rtl w:val="0"/>
         </w:rPr>
         <w:t xml:space="preserve">Kubernetes</w:t>
@@ -2795,7 +2912,9 @@
       <w:r>
         <w:rPr>
           <w:b w:val="1"/>
+          <w:bCs w:val="1"/>
           <w:i w:val="1"/>
+          <w:iCs w:val="1"/>
           <w:rtl w:val="0"/>
         </w:rPr>
         <w:t xml:space="preserve">MiniKube</w:t>
@@ -2809,7 +2928,9 @@
       <w:r>
         <w:rPr>
           <w:b w:val="1"/>
+          <w:bCs w:val="1"/>
           <w:i w:val="1"/>
+          <w:iCs w:val="1"/>
           <w:rtl w:val="0"/>
         </w:rPr>
         <w:t xml:space="preserve">MiniKube</w:t>
@@ -2823,6 +2944,7 @@
       <w:r>
         <w:rPr>
           <w:b w:val="1"/>
+          <w:bCs w:val="1"/>
           <w:u w:val="single"/>
           <w:rtl w:val="0"/>
         </w:rPr>
@@ -2837,7 +2959,9 @@
       <w:r>
         <w:rPr>
           <w:b w:val="1"/>
+          <w:bCs w:val="1"/>
           <w:i w:val="1"/>
+          <w:iCs w:val="1"/>
           <w:rtl w:val="0"/>
         </w:rPr>
         <w:t xml:space="preserve">Docker</w:t>
@@ -2851,7 +2975,9 @@
       <w:r>
         <w:rPr>
           <w:b w:val="1"/>
+          <w:bCs w:val="1"/>
           <w:i w:val="1"/>
+          <w:iCs w:val="1"/>
           <w:rtl w:val="0"/>
         </w:rPr>
         <w:t xml:space="preserve">Kubernetes</w:t>
@@ -2898,7 +3024,9 @@
       <w:r>
         <w:rPr>
           <w:b w:val="1"/>
+          <w:bCs w:val="1"/>
           <w:i w:val="1"/>
+          <w:iCs w:val="1"/>
           <w:rtl w:val="0"/>
         </w:rPr>
         <w:t xml:space="preserve">MiniKube</w:t>
@@ -2912,7 +3040,9 @@
       <w:r>
         <w:rPr>
           <w:b w:val="1"/>
+          <w:bCs w:val="1"/>
           <w:i w:val="1"/>
+          <w:iCs w:val="1"/>
           <w:rtl w:val="0"/>
         </w:rPr>
         <w:t xml:space="preserve">Kubernetes</w:t>
@@ -2926,7 +3056,9 @@
       <w:r>
         <w:rPr>
           <w:b w:val="1"/>
+          <w:bCs w:val="1"/>
           <w:i w:val="1"/>
+          <w:iCs w:val="1"/>
           <w:rtl w:val="0"/>
         </w:rPr>
         <w:t xml:space="preserve">kubectl</w:t>
@@ -2952,7 +3084,9 @@
       <w:r>
         <w:rPr>
           <w:b w:val="1"/>
+          <w:bCs w:val="1"/>
           <w:i w:val="1"/>
+          <w:iCs w:val="1"/>
           <w:rtl w:val="0"/>
         </w:rPr>
         <w:t xml:space="preserve">Kubernetes</w:t>
@@ -2989,7 +3123,9 @@
       <w:r>
         <w:rPr>
           <w:b w:val="1"/>
+          <w:bCs w:val="1"/>
           <w:i w:val="1"/>
+          <w:iCs w:val="1"/>
           <w:rtl w:val="0"/>
         </w:rPr>
         <w:t xml:space="preserve">MiniKube</w:t>
@@ -3077,6 +3213,7 @@
       <w:r>
         <w:rPr>
           <w:b w:val="1"/>
+          <w:bCs w:val="1"/>
           <w:u w:val="single"/>
           <w:rtl w:val="0"/>
         </w:rPr>
@@ -3091,7 +3228,9 @@
       <w:r>
         <w:rPr>
           <w:b w:val="1"/>
+          <w:bCs w:val="1"/>
           <w:i w:val="1"/>
+          <w:iCs w:val="1"/>
           <w:rtl w:val="0"/>
         </w:rPr>
         <w:t xml:space="preserve">MiniKube</w:t>
@@ -3297,14 +3436,14 @@
         <w:rPr/>
         <w:drawing>
           <wp:inline distB="114300" distT="114300" distL="114300" distR="114300">
-            <wp:extent cx="6120000" cy="1333500"/>
+            <wp:extent cx="6120000" cy="1574800"/>
             <wp:effectExtent b="0" l="0" r="0" t="0"/>
-            <wp:docPr id="3" name="image7.png"/>
+            <wp:docPr id="3" name="image1.png"/>
             <a:graphic>
               <a:graphicData uri="http://schemas.openxmlformats.org/drawingml/2006/picture">
                 <pic:pic>
                   <pic:nvPicPr>
-                    <pic:cNvPr id="0" name="image7.png"/>
+                    <pic:cNvPr id="0" name="image1.png"/>
                     <pic:cNvPicPr preferRelativeResize="0"/>
                   </pic:nvPicPr>
                   <pic:blipFill>
@@ -3317,7 +3456,7 @@
                   <pic:spPr>
                     <a:xfrm>
                       <a:off x="0" y="0"/>
-                      <a:ext cx="6120000" cy="1333500"/>
+                      <a:ext cx="6120000" cy="1574800"/>
                     </a:xfrm>
                     <a:prstGeom prst="rect"/>
                     <a:ln/>
@@ -3348,7 +3487,9 @@
       <w:r>
         <w:rPr>
           <w:b w:val="1"/>
+          <w:bCs w:val="1"/>
           <w:i w:val="1"/>
+          <w:iCs w:val="1"/>
           <w:rtl w:val="0"/>
         </w:rPr>
         <w:t xml:space="preserve">Kubernetes</w:t>
@@ -3362,7 +3503,9 @@
       <w:r>
         <w:rPr>
           <w:b w:val="1"/>
+          <w:bCs w:val="1"/>
           <w:i w:val="1"/>
+          <w:iCs w:val="1"/>
           <w:rtl w:val="0"/>
         </w:rPr>
         <w:t xml:space="preserve">MiniKube</w:t>
@@ -3456,21 +3599,20 @@
     </w:p>
     <w:p>
       <w:pPr>
-        <w:pageBreakBefore w:val="0"/>
         <w:rPr/>
       </w:pPr>
       <w:r>
         <w:rPr/>
         <w:drawing>
           <wp:inline distB="114300" distT="114300" distL="114300" distR="114300">
-            <wp:extent cx="6120000" cy="1854200"/>
+            <wp:extent cx="6120000" cy="1384300"/>
             <wp:effectExtent b="0" l="0" r="0" t="0"/>
-            <wp:docPr id="6" name="image5.png"/>
+            <wp:docPr id="5" name="image4.png"/>
             <a:graphic>
               <a:graphicData uri="http://schemas.openxmlformats.org/drawingml/2006/picture">
                 <pic:pic>
                   <pic:nvPicPr>
-                    <pic:cNvPr id="0" name="image5.png"/>
+                    <pic:cNvPr id="0" name="image4.png"/>
                     <pic:cNvPicPr preferRelativeResize="0"/>
                   </pic:nvPicPr>
                   <pic:blipFill>
@@ -3483,7 +3625,7 @@
                   <pic:spPr>
                     <a:xfrm>
                       <a:off x="0" y="0"/>
-                      <a:ext cx="6120000" cy="1854200"/>
+                      <a:ext cx="6120000" cy="1384300"/>
                     </a:xfrm>
                     <a:prstGeom prst="rect"/>
                     <a:ln/>
@@ -3514,7 +3656,9 @@
       <w:r>
         <w:rPr>
           <w:b w:val="1"/>
+          <w:bCs w:val="1"/>
           <w:i w:val="1"/>
+          <w:iCs w:val="1"/>
           <w:rtl w:val="0"/>
         </w:rPr>
         <w:t xml:space="preserve">MiniKube</w:t>
@@ -3528,7 +3672,9 @@
       <w:r>
         <w:rPr>
           <w:b w:val="1"/>
+          <w:bCs w:val="1"/>
           <w:i w:val="1"/>
+          <w:iCs w:val="1"/>
           <w:rtl w:val="0"/>
         </w:rPr>
         <w:t xml:space="preserve">kubectl</w:t>
@@ -3542,7 +3688,9 @@
       <w:r>
         <w:rPr>
           <w:b w:val="1"/>
+          <w:bCs w:val="1"/>
           <w:i w:val="1"/>
+          <w:iCs w:val="1"/>
           <w:rtl w:val="0"/>
         </w:rPr>
         <w:t xml:space="preserve">Kubernetes</w:t>
@@ -3674,7 +3822,9 @@
       <w:r>
         <w:rPr>
           <w:b w:val="1"/>
+          <w:bCs w:val="1"/>
           <w:i w:val="1"/>
+          <w:iCs w:val="1"/>
           <w:rtl w:val="0"/>
         </w:rPr>
         <w:t xml:space="preserve">/usr/local/bin</w:t>
@@ -3889,14 +4039,14 @@
         <w:rPr/>
         <w:drawing>
           <wp:inline distB="114300" distT="114300" distL="114300" distR="114300">
-            <wp:extent cx="6120000" cy="812800"/>
+            <wp:extent cx="6120000" cy="1066800"/>
             <wp:effectExtent b="0" l="0" r="0" t="0"/>
-            <wp:docPr id="4" name="image6.png"/>
+            <wp:docPr id="2" name="image5.png"/>
             <a:graphic>
               <a:graphicData uri="http://schemas.openxmlformats.org/drawingml/2006/picture">
                 <pic:pic>
                   <pic:nvPicPr>
-                    <pic:cNvPr id="0" name="image6.png"/>
+                    <pic:cNvPr id="0" name="image5.png"/>
                     <pic:cNvPicPr preferRelativeResize="0"/>
                   </pic:nvPicPr>
                   <pic:blipFill>
@@ -3909,7 +4059,7 @@
                   <pic:spPr>
                     <a:xfrm>
                       <a:off x="0" y="0"/>
-                      <a:ext cx="6120000" cy="812800"/>
+                      <a:ext cx="6120000" cy="1066800"/>
                     </a:xfrm>
                     <a:prstGeom prst="rect"/>
                     <a:ln/>
@@ -3939,7 +4089,9 @@
       <w:r>
         <w:rPr>
           <w:b w:val="1"/>
+          <w:bCs w:val="1"/>
           <w:i w:val="1"/>
+          <w:iCs w:val="1"/>
           <w:rtl w:val="0"/>
         </w:rPr>
         <w:t xml:space="preserve">MiniKube</w:t>
@@ -3953,7 +4105,9 @@
       <w:r>
         <w:rPr>
           <w:b w:val="1"/>
+          <w:bCs w:val="1"/>
           <w:i w:val="1"/>
+          <w:iCs w:val="1"/>
           <w:rtl w:val="0"/>
         </w:rPr>
         <w:t xml:space="preserve">kubectl</w:t>
@@ -3967,7 +4121,9 @@
       <w:r>
         <w:rPr>
           <w:b w:val="1"/>
+          <w:bCs w:val="1"/>
           <w:i w:val="1"/>
+          <w:iCs w:val="1"/>
           <w:rtl w:val="0"/>
         </w:rPr>
         <w:t xml:space="preserve">kubectl</w:t>
@@ -4019,7 +4175,9 @@
       <w:r>
         <w:rPr>
           <w:b w:val="1"/>
+          <w:bCs w:val="1"/>
           <w:i w:val="1"/>
+          <w:iCs w:val="1"/>
           <w:rtl w:val="0"/>
         </w:rPr>
         <w:t xml:space="preserve">MiniKube</w:t>
@@ -4135,7 +4293,9 @@
       <w:r>
         <w:rPr>
           <w:b w:val="1"/>
+          <w:bCs w:val="1"/>
           <w:i w:val="1"/>
+          <w:iCs w:val="1"/>
           <w:rtl w:val="0"/>
         </w:rPr>
         <w:t xml:space="preserve">Kubernetes</w:t>
@@ -4149,7 +4309,9 @@
       <w:r>
         <w:rPr>
           <w:b w:val="1"/>
+          <w:bCs w:val="1"/>
           <w:i w:val="1"/>
+          <w:iCs w:val="1"/>
           <w:rtl w:val="0"/>
         </w:rPr>
         <w:t xml:space="preserve">CheatSheet</w:t>
@@ -4163,7 +4325,9 @@
       <w:r>
         <w:rPr>
           <w:b w:val="1"/>
+          <w:bCs w:val="1"/>
           <w:i w:val="1"/>
+          <w:iCs w:val="1"/>
           <w:rtl w:val="0"/>
         </w:rPr>
         <w:t xml:space="preserve">Kubernetes</w:t>
@@ -4177,7 +4341,9 @@
       <w:r>
         <w:rPr>
           <w:b w:val="1"/>
+          <w:bCs w:val="1"/>
           <w:i w:val="1"/>
+          <w:iCs w:val="1"/>
           <w:rtl w:val="0"/>
         </w:rPr>
         <w:t xml:space="preserve">MiniKube</w:t>
@@ -4191,7 +4357,9 @@
       <w:r>
         <w:rPr>
           <w:b w:val="1"/>
+          <w:bCs w:val="1"/>
           <w:i w:val="1"/>
+          <w:iCs w:val="1"/>
           <w:rtl w:val="0"/>
         </w:rPr>
         <w:t xml:space="preserve">Kubernetes</w:t>
@@ -4205,6 +4373,7 @@
       <w:r>
         <w:rPr>
           <w:b w:val="1"/>
+          <w:bCs w:val="1"/>
           <w:rtl w:val="0"/>
         </w:rPr>
         <w:t xml:space="preserve">YAML</w:t>
@@ -4240,6 +4409,7 @@
       <w:r>
         <w:rPr>
           <w:b w:val="1"/>
+          <w:bCs w:val="1"/>
           <w:rtl w:val="0"/>
         </w:rPr>
         <w:t xml:space="preserve">Importante: </w:t>
@@ -4253,7 +4423,9 @@
       <w:r>
         <w:rPr>
           <w:b w:val="1"/>
+          <w:bCs w:val="1"/>
           <w:i w:val="1"/>
+          <w:iCs w:val="1"/>
           <w:rtl w:val="0"/>
         </w:rPr>
         <w:t xml:space="preserve">minikube start</w:t>
@@ -4305,7 +4477,9 @@
       <w:r>
         <w:rPr>
           <w:b w:val="1"/>
+          <w:bCs w:val="1"/>
           <w:i w:val="1"/>
+          <w:iCs w:val="1"/>
           <w:rtl w:val="0"/>
         </w:rPr>
         <w:t xml:space="preserve">Kubernetes</w:t>
@@ -4328,11 +4502,13 @@
         <w:ind w:left="720" w:hanging="360"/>
         <w:rPr>
           <w:b w:val="1"/>
-        </w:rPr>
-      </w:pPr>
-      <w:r>
-        <w:rPr>
-          <w:b w:val="1"/>
+          <w:bCs w:val="1"/>
+        </w:rPr>
+      </w:pPr>
+      <w:r>
+        <w:rPr>
+          <w:b w:val="1"/>
+          <w:bCs w:val="1"/>
           <w:rtl w:val="0"/>
         </w:rPr>
         <w:t xml:space="preserve">Helm:  </w:t>
@@ -4346,7 +4522,9 @@
       <w:r>
         <w:rPr>
           <w:b w:val="1"/>
+          <w:bCs w:val="1"/>
           <w:i w:val="1"/>
+          <w:iCs w:val="1"/>
           <w:rtl w:val="0"/>
         </w:rPr>
         <w:t xml:space="preserve">Kubernetes</w:t>
@@ -4401,6 +4579,7 @@
       <w:r>
         <w:rPr>
           <w:b w:val="1"/>
+          <w:bCs w:val="1"/>
           <w:rtl w:val="0"/>
         </w:rPr>
         <w:t xml:space="preserve">Rancher</w:t>
@@ -4414,7 +4593,9 @@
       <w:r>
         <w:rPr>
           <w:b w:val="1"/>
+          <w:bCs w:val="1"/>
           <w:i w:val="1"/>
+          <w:iCs w:val="1"/>
           <w:rtl w:val="0"/>
         </w:rPr>
         <w:t xml:space="preserve">Kubernetes</w:t>
@@ -4468,6 +4649,7 @@
       <w:r>
         <w:rPr>
           <w:b w:val="1"/>
+          <w:bCs w:val="1"/>
           <w:rtl w:val="0"/>
         </w:rPr>
         <w:t xml:space="preserve">Plugin Visual Studio Code “Kubernetes”:</w:t>
@@ -4481,7 +4663,9 @@
       <w:r>
         <w:rPr>
           <w:b w:val="1"/>
+          <w:bCs w:val="1"/>
           <w:i w:val="1"/>
+          <w:iCs w:val="1"/>
           <w:rtl w:val="0"/>
         </w:rPr>
         <w:t xml:space="preserve">Kubernetes</w:t>
@@ -4561,7 +4745,9 @@
       <w:r>
         <w:rPr>
           <w:b w:val="1"/>
+          <w:bCs w:val="1"/>
           <w:i w:val="1"/>
+          <w:iCs w:val="1"/>
           <w:rtl w:val="0"/>
         </w:rPr>
         <w:t xml:space="preserve">Kubernetes</w:t>
@@ -4584,11 +4770,13 @@
         <w:ind w:left="720" w:hanging="360"/>
         <w:rPr>
           <w:b w:val="1"/>
-        </w:rPr>
-      </w:pPr>
-      <w:r>
-        <w:rPr>
-          <w:b w:val="1"/>
+          <w:bCs w:val="1"/>
+        </w:rPr>
+      </w:pPr>
+      <w:r>
+        <w:rPr>
+          <w:b w:val="1"/>
+          <w:bCs w:val="1"/>
           <w:rtl w:val="0"/>
         </w:rPr>
         <w:t xml:space="preserve">Google Cloud: </w:t>
@@ -4681,6 +4869,7 @@
       <w:r>
         <w:rPr>
           <w:b w:val="1"/>
+          <w:bCs w:val="1"/>
           <w:rtl w:val="0"/>
         </w:rPr>
         <w:t xml:space="preserve">AWS</w:t>
@@ -4779,6 +4968,7 @@
       <w:r>
         <w:rPr>
           <w:b w:val="1"/>
+          <w:bCs w:val="1"/>
           <w:rtl w:val="0"/>
         </w:rPr>
         <w:t xml:space="preserve">Azure</w:t>
@@ -4890,6 +5080,7 @@
       <w:r>
         <w:rPr>
           <w:b w:val="1"/>
+          <w:bCs w:val="1"/>
           <w:rtl w:val="0"/>
         </w:rPr>
         <w:t xml:space="preserve">OVH</w:t>
@@ -5228,7 +5419,7 @@
         <w:szCs w:val="18"/>
         <w:rtl w:val="0"/>
       </w:rPr>
-      <w:t xml:space="preserve">Curso Introducción a Docker </w:t>
+      <w:t xml:space="preserve">Curso Introducción a Docker y Kubernetes</w:t>
       <w:tab/>
       <w:tab/>
       <w:t xml:space="preserve">UD08. Introducción a Kubernetes</w:t>
@@ -5711,11 +5902,19 @@
       </w:pPr>
     </w:pPrDefault>
   </w:docDefaults>
+  <w:style w:type="table" w:styleId="TableNormal" w:default="1">
+    <w:name w:val="TableNormal"/>
+    <w:tblPr>
+      <w:tblCellMar>
+        <w:top w:w="100.0" w:type="dxa"/>
+        <w:left w:w="100.0" w:type="dxa"/>
+        <w:bottom w:w="100.0" w:type="dxa"/>
+        <w:right w:w="100.0" w:type="dxa"/>
+      </w:tblCellMar>
+    </w:tblPr>
+  </w:style>
   <w:style w:type="paragraph" w:styleId="Normal" w:default="1">
     <w:name w:val="normal"/>
-  </w:style>
-  <w:style w:type="table" w:styleId="TableNormal" w:default="1">
-    <w:name w:val="Table Normal"/>
   </w:style>
   <w:style w:type="paragraph" w:styleId="Heading1">
     <w:name w:val="heading 1"/>
@@ -5763,6 +5962,7 @@
     <w:rPr>
       <w:rFonts w:ascii="Arial" w:cs="Arial" w:eastAsia="Arial" w:hAnsi="Arial"/>
       <w:b w:val="0"/>
+      <w:bCs w:val="0"/>
       <w:smallCaps w:val="0"/>
       <w:color w:val="669966"/>
       <w:sz w:val="22"/>
@@ -5783,7 +5983,9 @@
     <w:rPr>
       <w:rFonts w:ascii="Arial" w:cs="Arial" w:eastAsia="Arial" w:hAnsi="Arial"/>
       <w:b w:val="1"/>
+      <w:bCs w:val="1"/>
       <w:i w:val="1"/>
+      <w:iCs w:val="1"/>
       <w:smallCaps w:val="0"/>
       <w:sz w:val="21"/>
       <w:szCs w:val="21"/>
@@ -5804,6 +6006,7 @@
     <w:rPr>
       <w:rFonts w:ascii="Arial" w:cs="Arial" w:eastAsia="Arial" w:hAnsi="Arial"/>
       <w:b w:val="1"/>
+      <w:bCs w:val="1"/>
       <w:smallCaps w:val="1"/>
       <w:sz w:val="24"/>
       <w:szCs w:val="24"/>
@@ -5821,6 +6024,7 @@
     </w:pPr>
     <w:rPr>
       <w:b w:val="1"/>
+      <w:bCs w:val="1"/>
       <w:sz w:val="20"/>
       <w:szCs w:val="20"/>
     </w:rPr>
@@ -5837,6 +6041,7 @@
     </w:pPr>
     <w:rPr>
       <w:b w:val="1"/>
+      <w:bCs w:val="1"/>
       <w:sz w:val="72"/>
       <w:szCs w:val="72"/>
     </w:rPr>
@@ -5854,6 +6059,7 @@
     <w:rPr>
       <w:rFonts w:ascii="Georgia" w:cs="Georgia" w:eastAsia="Georgia" w:hAnsi="Georgia"/>
       <w:i w:val="1"/>
+      <w:iCs w:val="1"/>
       <w:color w:val="666666"/>
       <w:sz w:val="48"/>
       <w:szCs w:val="48"/>
@@ -5864,12 +6070,6 @@
     <w:tblPr>
       <w:tblStyleRowBandSize w:val="1"/>
       <w:tblStyleColBandSize w:val="1"/>
-      <w:tblCellMar>
-        <w:top w:w="100.0" w:type="dxa"/>
-        <w:left w:w="100.0" w:type="dxa"/>
-        <w:bottom w:w="100.0" w:type="dxa"/>
-        <w:right w:w="100.0" w:type="dxa"/>
-      </w:tblCellMar>
     </w:tblPr>
   </w:style>
   <w:style w:type="table" w:styleId="Table2">
@@ -5877,12 +6077,6 @@
     <w:tblPr>
       <w:tblStyleRowBandSize w:val="1"/>
       <w:tblStyleColBandSize w:val="1"/>
-      <w:tblCellMar>
-        <w:top w:w="100.0" w:type="dxa"/>
-        <w:left w:w="100.0" w:type="dxa"/>
-        <w:bottom w:w="100.0" w:type="dxa"/>
-        <w:right w:w="100.0" w:type="dxa"/>
-      </w:tblCellMar>
     </w:tblPr>
   </w:style>
   <w:style w:type="table" w:styleId="Table3">
@@ -5890,12 +6084,6 @@
     <w:tblPr>
       <w:tblStyleRowBandSize w:val="1"/>
       <w:tblStyleColBandSize w:val="1"/>
-      <w:tblCellMar>
-        <w:top w:w="100.0" w:type="dxa"/>
-        <w:left w:w="100.0" w:type="dxa"/>
-        <w:bottom w:w="100.0" w:type="dxa"/>
-        <w:right w:w="100.0" w:type="dxa"/>
-      </w:tblCellMar>
     </w:tblPr>
   </w:style>
   <w:style w:type="table" w:styleId="Table4">
@@ -5903,12 +6091,6 @@
     <w:tblPr>
       <w:tblStyleRowBandSize w:val="1"/>
       <w:tblStyleColBandSize w:val="1"/>
-      <w:tblCellMar>
-        <w:top w:w="100.0" w:type="dxa"/>
-        <w:left w:w="100.0" w:type="dxa"/>
-        <w:bottom w:w="100.0" w:type="dxa"/>
-        <w:right w:w="100.0" w:type="dxa"/>
-      </w:tblCellMar>
     </w:tblPr>
   </w:style>
   <w:style w:type="table" w:styleId="Table5">
@@ -5916,12 +6098,6 @@
     <w:tblPr>
       <w:tblStyleRowBandSize w:val="1"/>
       <w:tblStyleColBandSize w:val="1"/>
-      <w:tblCellMar>
-        <w:top w:w="100.0" w:type="dxa"/>
-        <w:left w:w="100.0" w:type="dxa"/>
-        <w:bottom w:w="100.0" w:type="dxa"/>
-        <w:right w:w="100.0" w:type="dxa"/>
-      </w:tblCellMar>
     </w:tblPr>
   </w:style>
   <w:style w:type="table" w:styleId="Table6">
@@ -5929,12 +6105,6 @@
     <w:tblPr>
       <w:tblStyleRowBandSize w:val="1"/>
       <w:tblStyleColBandSize w:val="1"/>
-      <w:tblCellMar>
-        <w:top w:w="100.0" w:type="dxa"/>
-        <w:left w:w="100.0" w:type="dxa"/>
-        <w:bottom w:w="100.0" w:type="dxa"/>
-        <w:right w:w="100.0" w:type="dxa"/>
-      </w:tblCellMar>
     </w:tblPr>
   </w:style>
   <w:style w:type="table" w:styleId="Table7">
@@ -5942,12 +6112,6 @@
     <w:tblPr>
       <w:tblStyleRowBandSize w:val="1"/>
       <w:tblStyleColBandSize w:val="1"/>
-      <w:tblCellMar>
-        <w:top w:w="100.0" w:type="dxa"/>
-        <w:left w:w="100.0" w:type="dxa"/>
-        <w:bottom w:w="100.0" w:type="dxa"/>
-        <w:right w:w="100.0" w:type="dxa"/>
-      </w:tblCellMar>
     </w:tblPr>
   </w:style>
 </w:styles>

--- a/FuentesCurso/UD 08. Introduccion a Kubernetes/UD 08.01 - Introduccion a Kubernetes.docx
+++ b/FuentesCurso/UD 08. Introduccion a Kubernetes/UD 08.01 - Introduccion a Kubernetes.docx
@@ -74,12 +74,12 @@
           <wp:inline distB="114300" distT="114300" distL="114300" distR="114300">
             <wp:extent cx="447675" cy="57150"/>
             <wp:effectExtent b="0" l="0" r="0" t="0"/>
-            <wp:docPr descr="short line" id="4" name="image3.png"/>
+            <wp:docPr descr="short line" id="4" name="image7.png"/>
             <a:graphic>
               <a:graphicData uri="http://schemas.openxmlformats.org/drawingml/2006/picture">
                 <pic:pic>
                   <pic:nvPicPr>
-                    <pic:cNvPr descr="short line" id="0" name="image3.png"/>
+                    <pic:cNvPr descr="short line" id="0" name="image7.png"/>
                     <pic:cNvPicPr preferRelativeResize="0"/>
                   </pic:nvPicPr>
                   <pic:blipFill>
@@ -184,12 +184,12 @@
           <wp:inline distB="114300" distT="114300" distL="114300" distR="114300">
             <wp:extent cx="6120000" cy="444500"/>
             <wp:effectExtent b="0" l="0" r="0" t="0"/>
-            <wp:docPr id="7" name="image6.png"/>
+            <wp:docPr id="7" name="image2.png"/>
             <a:graphic>
               <a:graphicData uri="http://schemas.openxmlformats.org/drawingml/2006/picture">
                 <pic:pic>
                   <pic:nvPicPr>
-                    <pic:cNvPr id="0" name="image6.png"/>
+                    <pic:cNvPr id="0" name="image2.png"/>
                     <pic:cNvPicPr preferRelativeResize="0"/>
                   </pic:nvPicPr>
                   <pic:blipFill>
@@ -413,12 +413,12 @@
             <wp:extent cx="922564" cy="322898"/>
             <wp:effectExtent b="0" l="0" r="0" t="0"/>
             <wp:wrapSquare wrapText="bothSides" distB="57150" distT="57150" distL="57150" distR="57150"/>
-            <wp:docPr id="1" name="image2.png"/>
+            <wp:docPr id="1" name="image1.png"/>
             <a:graphic>
               <a:graphicData uri="http://schemas.openxmlformats.org/drawingml/2006/picture">
                 <pic:pic>
                   <pic:nvPicPr>
-                    <pic:cNvPr id="0" name="image2.png"/>
+                    <pic:cNvPr id="0" name="image1.png"/>
                     <pic:cNvPicPr preferRelativeResize="0"/>
                   </pic:nvPicPr>
                   <pic:blipFill>
@@ -669,7 +669,7 @@
     </w:p>
     <w:sdt>
       <w:sdtPr>
-        <w:id w:val="-1352615999"/>
+        <w:id w:val="408409945"/>
         <w:docPartObj>
           <w:docPartGallery w:val="Table of Contents"/>
           <w:docPartUnique w:val="1"/>
@@ -1953,12 +1953,12 @@
           <wp:inline distB="114300" distT="114300" distL="114300" distR="114300">
             <wp:extent cx="1768312" cy="1431864"/>
             <wp:effectExtent b="0" l="0" r="0" t="0"/>
-            <wp:docPr id="6" name="image7.png"/>
+            <wp:docPr id="6" name="image5.png"/>
             <a:graphic>
               <a:graphicData uri="http://schemas.openxmlformats.org/drawingml/2006/picture">
                 <pic:pic>
                   <pic:nvPicPr>
-                    <pic:cNvPr id="0" name="image7.png"/>
+                    <pic:cNvPr id="0" name="image5.png"/>
                     <pic:cNvPicPr preferRelativeResize="0"/>
                   </pic:nvPicPr>
                   <pic:blipFill>
@@ -3438,12 +3438,12 @@
           <wp:inline distB="114300" distT="114300" distL="114300" distR="114300">
             <wp:extent cx="6120000" cy="1574800"/>
             <wp:effectExtent b="0" l="0" r="0" t="0"/>
-            <wp:docPr id="3" name="image1.png"/>
+            <wp:docPr id="3" name="image3.png"/>
             <a:graphic>
               <a:graphicData uri="http://schemas.openxmlformats.org/drawingml/2006/picture">
                 <pic:pic>
                   <pic:nvPicPr>
-                    <pic:cNvPr id="0" name="image1.png"/>
+                    <pic:cNvPr id="0" name="image3.png"/>
                     <pic:cNvPicPr preferRelativeResize="0"/>
                   </pic:nvPicPr>
                   <pic:blipFill>
@@ -4041,12 +4041,12 @@
           <wp:inline distB="114300" distT="114300" distL="114300" distR="114300">
             <wp:extent cx="6120000" cy="1066800"/>
             <wp:effectExtent b="0" l="0" r="0" t="0"/>
-            <wp:docPr id="2" name="image5.png"/>
+            <wp:docPr id="2" name="image6.png"/>
             <a:graphic>
               <a:graphicData uri="http://schemas.openxmlformats.org/drawingml/2006/picture">
                 <pic:pic>
                   <pic:nvPicPr>
-                    <pic:cNvPr id="0" name="image5.png"/>
+                    <pic:cNvPr id="0" name="image6.png"/>
                     <pic:cNvPicPr preferRelativeResize="0"/>
                   </pic:nvPicPr>
                   <pic:blipFill>
@@ -5298,7 +5298,7 @@
         <w:szCs w:val="18"/>
         <w:rtl w:val="0"/>
       </w:rPr>
-      <w:t xml:space="preserve">Curso Introducción a Docker</w:t>
+      <w:t xml:space="preserve">Curso Introducción a Docker y Kubernetes</w:t>
       <w:tab/>
       <w:tab/>
       <w:t xml:space="preserve">UD08 - Página </w:t>
